--- a/download/entity_client.docx
+++ b/download/entity_client.docx
@@ -2,7 +2,7 @@
 <file path=word/document.xml><?xml version="1.0" encoding="utf-8"?>
 <w:document xmlns:w="http://schemas.openxmlformats.org/wordprocessingml/2006/main" xmlns:m="http://schemas.openxmlformats.org/officeDocument/2006/math" xmlns:r="http://schemas.openxmlformats.org/officeDocument/2006/relationships" xmlns:o="urn:schemas-microsoft-com:office:office" xmlns:v="urn:schemas-microsoft-com:vml" xmlns:w10="urn:schemas-microsoft-com:office:word" xmlns:a="http://schemas.openxmlformats.org/drawingml/2006/main" xmlns:pic="http://schemas.openxmlformats.org/drawingml/2006/picture" xmlns:wp="http://schemas.openxmlformats.org/drawingml/2006/wordprocessingDrawing">
   <w:body>
-    <w:bookmarkStart w:id="46" w:name="entity-client"/>
+    <w:bookmarkStart w:id="46" w:name="_85b1452d082e4f953a8af2d7dc788b493d566fc"/>
     <w:p>
       <w:pPr>
         <w:pStyle w:val="Overskrift1"/>
@@ -16,13 +16,13 @@
         <w:pStyle w:val="FirstParagraph"/>
       </w:pPr>
       <w:r>
-        <w:t xml:space="preserve">This resource represents a client linked to an entity, to be used in the client</w:t>
+        <w:t xml:space="preserve">This resource represents a client linked to an entity, to be used in the JWT Bearer</w:t>
       </w:r>
       <w:r>
         <w:t xml:space="preserve"> </w:t>
       </w:r>
       <w:r>
-        <w:t xml:space="preserve">credentials and JWT grant authentication methods.</w:t>
+        <w:t xml:space="preserve">authentication method.</w:t>
       </w:r>
     </w:p>
     <w:p>
@@ -83,22 +83,7 @@
         <w:pStyle w:val="BodyText"/>
       </w:pPr>
       <w:r>
-        <w:t xml:space="preserve">Entity clients are secured by a password in</w:t>
-      </w:r>
-      <w:r>
-        <w:t xml:space="preserve"> </w:t>
-      </w:r>
-      <w:r>
-        <w:rPr>
-          <w:rStyle w:val="VerbatimChar"/>
-        </w:rPr>
-        <w:t xml:space="preserve">client_secret</w:t>
-      </w:r>
-      <w:r>
-        <w:t xml:space="preserve"> </w:t>
-      </w:r>
-      <w:r>
-        <w:t xml:space="preserve">or a</w:t>
+        <w:t xml:space="preserve">Entity clients are secured by a</w:t>
       </w:r>
       <w:r>
         <w:t xml:space="preserve"> </w:t>
@@ -113,13 +98,13 @@
         <w:t xml:space="preserve"> </w:t>
       </w:r>
       <w:r>
-        <w:t xml:space="preserve">associated to the private key JWTs sent to the JWT grant authentication will</w:t>
+        <w:t xml:space="preserve">associated to the private key</w:t>
       </w:r>
       <w:r>
         <w:t xml:space="preserve"> </w:t>
       </w:r>
       <w:r>
-        <w:t xml:space="preserve">be signed with.</w:t>
+        <w:t xml:space="preserve">that JWTs sent to the JWT Bearer authentication will be signed with.</w:t>
       </w:r>
     </w:p>
     <w:p>
@@ -127,6 +112,67 @@
         <w:pStyle w:val="BodyText"/>
       </w:pPr>
       <w:r>
+        <w:t xml:space="preserve">!!! warning</w:t>
+      </w:r>
+      <w:r>
+        <w:t xml:space="preserve"> </w:t>
+      </w:r>
+      <w:r>
+        <w:t xml:space="preserve">“Client credentials removed”</w:t>
+      </w:r>
+    </w:p>
+    <w:p>
+      <w:pPr>
+        <w:pStyle w:val="SourceCode"/>
+      </w:pPr>
+      <w:r>
+        <w:rPr>
+          <w:rStyle w:val="VerbatimChar"/>
+        </w:rPr>
+        <w:t xml:space="preserve">Entity clients could previously also be secured by a `client_secret` and</w:t>
+      </w:r>
+      <w:r>
+        <w:br/>
+      </w:r>
+      <w:r>
+        <w:rPr>
+          <w:rStyle w:val="VerbatimChar"/>
+        </w:rPr>
+        <w:t xml:space="preserve">used with the `client_credentials` grant. This grant type has been removed.</w:t>
+      </w:r>
+      <w:r>
+        <w:br/>
+      </w:r>
+      <w:r>
+        <w:rPr>
+          <w:rStyle w:val="VerbatimChar"/>
+        </w:rPr>
+        <w:t xml:space="preserve">The `client_secret` field is no longer part of the API, and existing clients</w:t>
+      </w:r>
+      <w:r>
+        <w:br/>
+      </w:r>
+      <w:r>
+        <w:rPr>
+          <w:rStyle w:val="VerbatimChar"/>
+        </w:rPr>
+        <w:t xml:space="preserve">must authenticate with the JWT Bearer method using a `public_key`.</w:t>
+      </w:r>
+      <w:r>
+        <w:br/>
+      </w:r>
+      <w:r>
+        <w:rPr>
+          <w:rStyle w:val="VerbatimChar"/>
+        </w:rPr>
+        <w:t xml:space="preserve">See the [changelog](../changelog.md).</w:t>
+      </w:r>
+    </w:p>
+    <w:p>
+      <w:pPr>
+        <w:pStyle w:val="FirstParagraph"/>
+      </w:pPr>
+      <w:r>
         <w:t xml:space="preserve">An entity can have several clients registered, typically an organisation entity</w:t>
       </w:r>
       <w:r>
@@ -142,7 +188,7 @@
         <w:t xml:space="preserve">way.</w:t>
       </w:r>
     </w:p>
-    <w:bookmarkStart w:id="20" w:name="example"/>
+    <w:bookmarkStart w:id="20" w:name="_example"/>
     <w:p>
       <w:pPr>
         <w:pStyle w:val="Overskrift2"/>
@@ -377,7 +423,7 @@
       </w:r>
     </w:p>
     <w:bookmarkEnd w:id="20"/>
-    <w:bookmarkStart w:id="23" w:name="relevant-links"/>
+    <w:bookmarkStart w:id="23" w:name="_79afa4f38a91732ffbb4c55883dc88cdfa88c95"/>
     <w:p>
       <w:pPr>
         <w:pStyle w:val="Overskrift2"/>
@@ -421,7 +467,7 @@
       </w:hyperlink>
     </w:p>
     <w:bookmarkEnd w:id="23"/>
-    <w:bookmarkStart w:id="27" w:name="fields"/>
+    <w:bookmarkStart w:id="27" w:name="_fields"/>
     <w:p>
       <w:pPr>
         <w:pStyle w:val="Overskrift2"/>
@@ -438,10 +484,10 @@
         <w:tblLook w:firstRow="1" w:lastRow="0" w:firstColumn="0" w:lastColumn="0" w:noHBand="0" w:noVBand="0" w:val="0020"/>
       </w:tblPr>
       <w:tblGrid>
-        <w:gridCol w:w="1168"/>
-        <w:gridCol w:w="4657"/>
-        <w:gridCol w:w="1593"/>
-        <w:gridCol w:w="500"/>
+        <w:gridCol w:w="1089"/>
+        <w:gridCol w:w="4712"/>
+        <w:gridCol w:w="1611"/>
+        <w:gridCol w:w="506"/>
       </w:tblGrid>
       <w:tr>
         <w:trPr>
@@ -669,7 +715,7 @@
               <w:pStyle w:val="Compact"/>
             </w:pPr>
             <w:r>
-              <w:t xml:space="preserve">The identifier of the entity. For use with client credentials authentication method.</w:t>
+              <w:t xml:space="preserve">The identifier of the entity.</w:t>
             </w:r>
           </w:p>
         </w:tc>
@@ -824,61 +870,6 @@
               <w:pStyle w:val="Compact"/>
             </w:pPr>
             <w:r>
-              <w:t xml:space="preserve">client_secret</w:t>
-            </w:r>
-          </w:p>
-        </w:tc>
-        <w:tc>
-          <w:tcPr/>
-          <w:p>
-            <w:pPr>
-              <w:pStyle w:val="Compact"/>
-            </w:pPr>
-            <w:r>
-              <w:t xml:space="preserve">The secret of the entity. For use with client credentials authentication method. Input as plain text but stored encrypted.</w:t>
-            </w:r>
-          </w:p>
-        </w:tc>
-        <w:tc>
-          <w:tcPr/>
-          <w:p>
-            <w:pPr>
-              <w:pStyle w:val="Compact"/>
-            </w:pPr>
-            <w:r>
-              <w:t xml:space="preserve">text</w:t>
-            </w:r>
-            <w:r>
-              <w:t xml:space="preserve">Min length:</w:t>
-            </w:r>
-            <w:r>
-              <w:t xml:space="preserve"> </w:t>
-            </w:r>
-            <w:r>
-              <w:rPr>
-                <w:rStyle w:val="VerbatimChar"/>
-              </w:rPr>
-              <w:t xml:space="preserve">12</w:t>
-            </w:r>
-          </w:p>
-        </w:tc>
-        <w:tc>
-          <w:tcPr/>
-          <w:p>
-            <w:pPr>
-              <w:pStyle w:val="Compact"/>
-            </w:pPr>
-          </w:p>
-        </w:tc>
-      </w:tr>
-      <w:tr>
-        <w:tc>
-          <w:tcPr/>
-          <w:p>
-            <w:pPr>
-              <w:pStyle w:val="Compact"/>
-            </w:pPr>
-            <w:r>
               <w:t xml:space="preserve">public_key</w:t>
             </w:r>
           </w:p>
@@ -1020,7 +1011,7 @@
       </w:tr>
     </w:tbl>
     <w:bookmarkEnd w:id="27"/>
-    <w:bookmarkStart w:id="28" w:name="validation-rules"/>
+    <w:bookmarkStart w:id="28" w:name="_59f998a8f2e664043807375c511f11331608f95"/>
     <w:p>
       <w:pPr>
         <w:pStyle w:val="Overskrift2"/>
@@ -1116,7 +1107,7 @@
       </w:tr>
     </w:tbl>
     <w:bookmarkEnd w:id="28"/>
-    <w:bookmarkStart w:id="29" w:name="notifications"/>
+    <w:bookmarkStart w:id="29" w:name="_notifications"/>
     <w:p>
       <w:pPr>
         <w:pStyle w:val="Overskrift2"/>
@@ -1134,7 +1125,7 @@
       </w:r>
     </w:p>
     <w:bookmarkEnd w:id="29"/>
-    <w:bookmarkStart w:id="45" w:name="authorization"/>
+    <w:bookmarkStart w:id="45" w:name="_authorization"/>
     <w:p>
       <w:pPr>
         <w:pStyle w:val="Overskrift2"/>
@@ -1143,7 +1134,7 @@
         <w:t xml:space="preserve">Authorization</w:t>
       </w:r>
     </w:p>
-    <w:bookmarkStart w:id="42" w:name="resource-level-authorization"/>
+    <w:bookmarkStart w:id="42" w:name="_ea7458f1c517e163e4c33e527853f16a851511d"/>
     <w:p>
       <w:pPr>
         <w:pStyle w:val="Overskrift3"/>
@@ -1196,7 +1187,7 @@
         <w:t xml:space="preserve">.</w:t>
       </w:r>
     </w:p>
-    <w:bookmarkStart w:id="31" w:name="anonymous"/>
+    <w:bookmarkStart w:id="31" w:name="_anonymous"/>
     <w:p>
       <w:pPr>
         <w:pStyle w:val="Overskrift4"/>
@@ -1214,7 +1205,7 @@
       </w:r>
     </w:p>
     <w:bookmarkEnd w:id="31"/>
-    <w:bookmarkStart w:id="32" w:name="entity"/>
+    <w:bookmarkStart w:id="32" w:name="_entity"/>
     <w:p>
       <w:pPr>
         <w:pStyle w:val="Overskrift4"/>
@@ -1310,7 +1301,7 @@
       </w:tr>
     </w:tbl>
     <w:bookmarkEnd w:id="32"/>
-    <w:bookmarkStart w:id="33" w:name="common"/>
+    <w:bookmarkStart w:id="33" w:name="_common"/>
     <w:p>
       <w:pPr>
         <w:pStyle w:val="Overskrift4"/>
@@ -1328,7 +1319,7 @@
       </w:r>
     </w:p>
     <w:bookmarkEnd w:id="33"/>
-    <w:bookmarkStart w:id="34" w:name="balance-responsible-party"/>
+    <w:bookmarkStart w:id="34" w:name="_33d042ea865d9ccdd21972e4941eb9a3e57dea9"/>
     <w:p>
       <w:pPr>
         <w:pStyle w:val="Overskrift4"/>
@@ -1346,7 +1337,7 @@
       </w:r>
     </w:p>
     <w:bookmarkEnd w:id="34"/>
-    <w:bookmarkStart w:id="35" w:name="end-user"/>
+    <w:bookmarkStart w:id="35" w:name="_587ff7c550b65da706cc6ed28c28196eac21d0d"/>
     <w:p>
       <w:pPr>
         <w:pStyle w:val="Overskrift4"/>
@@ -1364,7 +1355,7 @@
       </w:r>
     </w:p>
     <w:bookmarkEnd w:id="35"/>
-    <w:bookmarkStart w:id="36" w:name="energy-supplier"/>
+    <w:bookmarkStart w:id="36" w:name="_0ae40e3cd02a5e6cf223650bdd6f54d616f5022"/>
     <w:p>
       <w:pPr>
         <w:pStyle w:val="Overskrift4"/>
@@ -1382,7 +1373,7 @@
       </w:r>
     </w:p>
     <w:bookmarkEnd w:id="36"/>
-    <w:bookmarkStart w:id="37" w:name="flexibility-information-system-operator"/>
+    <w:bookmarkStart w:id="37" w:name="_205d448ec611aeec17125b0a6a21826729c6ace"/>
     <w:p>
       <w:pPr>
         <w:pStyle w:val="Overskrift4"/>
@@ -1477,7 +1468,7 @@
       </w:tr>
     </w:tbl>
     <w:bookmarkEnd w:id="37"/>
-    <w:bookmarkStart w:id="38" w:name="organisation"/>
+    <w:bookmarkStart w:id="38" w:name="_organisation"/>
     <w:p>
       <w:pPr>
         <w:pStyle w:val="Overskrift4"/>
@@ -1608,7 +1599,7 @@
       </w:tr>
     </w:tbl>
     <w:bookmarkEnd w:id="38"/>
-    <w:bookmarkStart w:id="39" w:name="system-operator"/>
+    <w:bookmarkStart w:id="39" w:name="_fc1969e12ffa04b3f787795e7ddfde406a09f5a"/>
     <w:p>
       <w:pPr>
         <w:pStyle w:val="Overskrift4"/>
@@ -1626,7 +1617,7 @@
       </w:r>
     </w:p>
     <w:bookmarkEnd w:id="39"/>
-    <w:bookmarkStart w:id="40" w:name="service-provider"/>
+    <w:bookmarkStart w:id="40" w:name="_b462e6d210ec9c712e4b2292c76af28fc130787"/>
     <w:p>
       <w:pPr>
         <w:pStyle w:val="Overskrift4"/>
@@ -1644,7 +1635,7 @@
       </w:r>
     </w:p>
     <w:bookmarkEnd w:id="40"/>
-    <w:bookmarkStart w:id="41" w:name="third-party"/>
+    <w:bookmarkStart w:id="41" w:name="_27deb66bcd01342a3df78b2190e8adbdc1219d6"/>
     <w:p>
       <w:pPr>
         <w:pStyle w:val="Overskrift4"/>
@@ -1663,7 +1654,7 @@
     </w:p>
     <w:bookmarkEnd w:id="41"/>
     <w:bookmarkEnd w:id="42"/>
-    <w:bookmarkStart w:id="44" w:name="field-level-authorization"/>
+    <w:bookmarkStart w:id="44" w:name="_12ddb80e42fe95428c38865dcd3a67097e70e69"/>
     <w:p>
       <w:pPr>
         <w:pStyle w:val="Overskrift3"/>
@@ -2381,115 +2372,6 @@
             </w:pPr>
             <w:r>
               <w:t xml:space="preserve">scopes</w:t>
-            </w:r>
-          </w:p>
-        </w:tc>
-        <w:tc>
-          <w:tcPr/>
-          <w:p>
-            <w:pPr>
-              <w:pStyle w:val="Compact"/>
-            </w:pPr>
-          </w:p>
-        </w:tc>
-        <w:tc>
-          <w:tcPr/>
-          <w:p>
-            <w:pPr>
-              <w:pStyle w:val="Compact"/>
-            </w:pPr>
-            <w:r>
-              <w:t xml:space="preserve">R</w:t>
-            </w:r>
-          </w:p>
-        </w:tc>
-        <w:tc>
-          <w:tcPr/>
-          <w:p>
-            <w:pPr>
-              <w:pStyle w:val="Compact"/>
-            </w:pPr>
-            <w:r>
-              <w:t xml:space="preserve">R</w:t>
-            </w:r>
-          </w:p>
-        </w:tc>
-        <w:tc>
-          <w:tcPr/>
-          <w:p>
-            <w:pPr>
-              <w:pStyle w:val="Compact"/>
-            </w:pPr>
-            <w:r>
-              <w:t xml:space="preserve">R</w:t>
-            </w:r>
-          </w:p>
-        </w:tc>
-        <w:tc>
-          <w:tcPr/>
-          <w:p>
-            <w:pPr>
-              <w:pStyle w:val="Compact"/>
-            </w:pPr>
-            <w:r>
-              <w:t xml:space="preserve">R</w:t>
-            </w:r>
-          </w:p>
-        </w:tc>
-        <w:tc>
-          <w:tcPr/>
-          <w:p>
-            <w:pPr>
-              <w:pStyle w:val="Compact"/>
-            </w:pPr>
-            <w:r>
-              <w:t xml:space="preserve">R</w:t>
-            </w:r>
-          </w:p>
-        </w:tc>
-        <w:tc>
-          <w:tcPr/>
-          <w:p>
-            <w:pPr>
-              <w:pStyle w:val="Compact"/>
-            </w:pPr>
-            <w:r>
-              <w:t xml:space="preserve">R</w:t>
-            </w:r>
-          </w:p>
-        </w:tc>
-        <w:tc>
-          <w:tcPr/>
-          <w:p>
-            <w:pPr>
-              <w:pStyle w:val="Compact"/>
-            </w:pPr>
-            <w:r>
-              <w:t xml:space="preserve">R</w:t>
-            </w:r>
-          </w:p>
-        </w:tc>
-        <w:tc>
-          <w:tcPr/>
-          <w:p>
-            <w:pPr>
-              <w:pStyle w:val="Compact"/>
-            </w:pPr>
-            <w:r>
-              <w:t xml:space="preserve">RCU</w:t>
-            </w:r>
-          </w:p>
-        </w:tc>
-      </w:tr>
-      <w:tr>
-        <w:tc>
-          <w:tcPr/>
-          <w:p>
-            <w:pPr>
-              <w:pStyle w:val="Compact"/>
-            </w:pPr>
-            <w:r>
-              <w:t xml:space="preserve">client_secret</w:t>
             </w:r>
           </w:p>
         </w:tc>

--- a/download/entity_client.docx
+++ b/download/entity_client.docx
@@ -1222,9 +1222,9 @@
         <w:tblLook w:firstRow="1" w:lastRow="0" w:firstColumn="0" w:lastColumn="0" w:noHBand="0" w:noVBand="0" w:val="0020"/>
       </w:tblPr>
       <w:tblGrid>
-        <w:gridCol w:w="1320"/>
-        <w:gridCol w:w="5720"/>
-        <w:gridCol w:w="880"/>
+        <w:gridCol w:w="1033"/>
+        <w:gridCol w:w="6198"/>
+        <w:gridCol w:w="688"/>
       </w:tblGrid>
       <w:tr>
         <w:trPr>
@@ -1283,7 +1283,42 @@
               <w:pStyle w:val="Compact"/>
             </w:pPr>
             <w:r>
-              <w:t xml:space="preserve">Read, create, update and delete their own clients.</w:t>
+              <w:t xml:space="preserve">Read their own clients.</w:t>
+            </w:r>
+          </w:p>
+        </w:tc>
+        <w:tc>
+          <w:tcPr/>
+          <w:p>
+            <w:pPr>
+              <w:pStyle w:val="Compact"/>
+            </w:pPr>
+            <w:r>
+              <w:t xml:space="preserve">DONE</w:t>
+            </w:r>
+          </w:p>
+        </w:tc>
+      </w:tr>
+      <w:tr>
+        <w:tc>
+          <w:tcPr/>
+          <w:p>
+            <w:pPr>
+              <w:pStyle w:val="Compact"/>
+            </w:pPr>
+            <w:r>
+              <w:t xml:space="preserve">ECL-ENT002</w:t>
+            </w:r>
+          </w:p>
+        </w:tc>
+        <w:tc>
+          <w:tcPr/>
+          <w:p>
+            <w:pPr>
+              <w:pStyle w:val="Compact"/>
+            </w:pPr>
+            <w:r>
+              <w:t xml:space="preserve">Create, update and delete their own clients, when the user is a human.</w:t>
             </w:r>
           </w:p>
         </w:tc>
@@ -1844,6 +1879,30 @@
             <w:pPr>
               <w:pStyle w:val="Compact"/>
             </w:pPr>
+          </w:p>
+        </w:tc>
+        <w:tc>
+          <w:tcPr/>
+          <w:p>
+            <w:pPr>
+              <w:pStyle w:val="Compact"/>
+            </w:pPr>
+          </w:p>
+        </w:tc>
+        <w:tc>
+          <w:tcPr/>
+          <w:p>
+            <w:pPr>
+              <w:pStyle w:val="Compact"/>
+            </w:pPr>
+          </w:p>
+        </w:tc>
+        <w:tc>
+          <w:tcPr/>
+          <w:p>
+            <w:pPr>
+              <w:pStyle w:val="Compact"/>
+            </w:pPr>
             <w:r>
               <w:t xml:space="preserve">R</w:t>
             </w:r>
@@ -1855,64 +1914,22 @@
             <w:pPr>
               <w:pStyle w:val="Compact"/>
             </w:pPr>
-            <w:r>
-              <w:t xml:space="preserve">R</w:t>
-            </w:r>
-          </w:p>
-        </w:tc>
-        <w:tc>
-          <w:tcPr/>
-          <w:p>
-            <w:pPr>
-              <w:pStyle w:val="Compact"/>
-            </w:pPr>
-            <w:r>
-              <w:t xml:space="preserve">R</w:t>
-            </w:r>
-          </w:p>
-        </w:tc>
-        <w:tc>
-          <w:tcPr/>
-          <w:p>
-            <w:pPr>
-              <w:pStyle w:val="Compact"/>
-            </w:pPr>
-            <w:r>
-              <w:t xml:space="preserve">R</w:t>
-            </w:r>
-          </w:p>
-        </w:tc>
-        <w:tc>
-          <w:tcPr/>
-          <w:p>
-            <w:pPr>
-              <w:pStyle w:val="Compact"/>
-            </w:pPr>
-            <w:r>
-              <w:t xml:space="preserve">R</w:t>
-            </w:r>
-          </w:p>
-        </w:tc>
-        <w:tc>
-          <w:tcPr/>
-          <w:p>
-            <w:pPr>
-              <w:pStyle w:val="Compact"/>
-            </w:pPr>
-            <w:r>
-              <w:t xml:space="preserve">R</w:t>
-            </w:r>
-          </w:p>
-        </w:tc>
-        <w:tc>
-          <w:tcPr/>
-          <w:p>
-            <w:pPr>
-              <w:pStyle w:val="Compact"/>
-            </w:pPr>
-            <w:r>
-              <w:t xml:space="preserve">R</w:t>
-            </w:r>
+          </w:p>
+        </w:tc>
+        <w:tc>
+          <w:tcPr/>
+          <w:p>
+            <w:pPr>
+              <w:pStyle w:val="Compact"/>
+            </w:pPr>
+          </w:p>
+        </w:tc>
+        <w:tc>
+          <w:tcPr/>
+          <w:p>
+            <w:pPr>
+              <w:pStyle w:val="Compact"/>
+            </w:pPr>
           </w:p>
         </w:tc>
         <w:tc>
@@ -1953,6 +1970,30 @@
             <w:pPr>
               <w:pStyle w:val="Compact"/>
             </w:pPr>
+          </w:p>
+        </w:tc>
+        <w:tc>
+          <w:tcPr/>
+          <w:p>
+            <w:pPr>
+              <w:pStyle w:val="Compact"/>
+            </w:pPr>
+          </w:p>
+        </w:tc>
+        <w:tc>
+          <w:tcPr/>
+          <w:p>
+            <w:pPr>
+              <w:pStyle w:val="Compact"/>
+            </w:pPr>
+          </w:p>
+        </w:tc>
+        <w:tc>
+          <w:tcPr/>
+          <w:p>
+            <w:pPr>
+              <w:pStyle w:val="Compact"/>
+            </w:pPr>
             <w:r>
               <w:t xml:space="preserve">R</w:t>
             </w:r>
@@ -1964,64 +2005,22 @@
             <w:pPr>
               <w:pStyle w:val="Compact"/>
             </w:pPr>
-            <w:r>
-              <w:t xml:space="preserve">R</w:t>
-            </w:r>
-          </w:p>
-        </w:tc>
-        <w:tc>
-          <w:tcPr/>
-          <w:p>
-            <w:pPr>
-              <w:pStyle w:val="Compact"/>
-            </w:pPr>
-            <w:r>
-              <w:t xml:space="preserve">R</w:t>
-            </w:r>
-          </w:p>
-        </w:tc>
-        <w:tc>
-          <w:tcPr/>
-          <w:p>
-            <w:pPr>
-              <w:pStyle w:val="Compact"/>
-            </w:pPr>
-            <w:r>
-              <w:t xml:space="preserve">R</w:t>
-            </w:r>
-          </w:p>
-        </w:tc>
-        <w:tc>
-          <w:tcPr/>
-          <w:p>
-            <w:pPr>
-              <w:pStyle w:val="Compact"/>
-            </w:pPr>
-            <w:r>
-              <w:t xml:space="preserve">R</w:t>
-            </w:r>
-          </w:p>
-        </w:tc>
-        <w:tc>
-          <w:tcPr/>
-          <w:p>
-            <w:pPr>
-              <w:pStyle w:val="Compact"/>
-            </w:pPr>
-            <w:r>
-              <w:t xml:space="preserve">R</w:t>
-            </w:r>
-          </w:p>
-        </w:tc>
-        <w:tc>
-          <w:tcPr/>
-          <w:p>
-            <w:pPr>
-              <w:pStyle w:val="Compact"/>
-            </w:pPr>
-            <w:r>
-              <w:t xml:space="preserve">R</w:t>
-            </w:r>
+          </w:p>
+        </w:tc>
+        <w:tc>
+          <w:tcPr/>
+          <w:p>
+            <w:pPr>
+              <w:pStyle w:val="Compact"/>
+            </w:pPr>
+          </w:p>
+        </w:tc>
+        <w:tc>
+          <w:tcPr/>
+          <w:p>
+            <w:pPr>
+              <w:pStyle w:val="Compact"/>
+            </w:pPr>
           </w:p>
         </w:tc>
         <w:tc>
@@ -2062,6 +2061,30 @@
             <w:pPr>
               <w:pStyle w:val="Compact"/>
             </w:pPr>
+          </w:p>
+        </w:tc>
+        <w:tc>
+          <w:tcPr/>
+          <w:p>
+            <w:pPr>
+              <w:pStyle w:val="Compact"/>
+            </w:pPr>
+          </w:p>
+        </w:tc>
+        <w:tc>
+          <w:tcPr/>
+          <w:p>
+            <w:pPr>
+              <w:pStyle w:val="Compact"/>
+            </w:pPr>
+          </w:p>
+        </w:tc>
+        <w:tc>
+          <w:tcPr/>
+          <w:p>
+            <w:pPr>
+              <w:pStyle w:val="Compact"/>
+            </w:pPr>
             <w:r>
               <w:t xml:space="preserve">R</w:t>
             </w:r>
@@ -2073,64 +2096,22 @@
             <w:pPr>
               <w:pStyle w:val="Compact"/>
             </w:pPr>
-            <w:r>
-              <w:t xml:space="preserve">R</w:t>
-            </w:r>
-          </w:p>
-        </w:tc>
-        <w:tc>
-          <w:tcPr/>
-          <w:p>
-            <w:pPr>
-              <w:pStyle w:val="Compact"/>
-            </w:pPr>
-            <w:r>
-              <w:t xml:space="preserve">R</w:t>
-            </w:r>
-          </w:p>
-        </w:tc>
-        <w:tc>
-          <w:tcPr/>
-          <w:p>
-            <w:pPr>
-              <w:pStyle w:val="Compact"/>
-            </w:pPr>
-            <w:r>
-              <w:t xml:space="preserve">R</w:t>
-            </w:r>
-          </w:p>
-        </w:tc>
-        <w:tc>
-          <w:tcPr/>
-          <w:p>
-            <w:pPr>
-              <w:pStyle w:val="Compact"/>
-            </w:pPr>
-            <w:r>
-              <w:t xml:space="preserve">R</w:t>
-            </w:r>
-          </w:p>
-        </w:tc>
-        <w:tc>
-          <w:tcPr/>
-          <w:p>
-            <w:pPr>
-              <w:pStyle w:val="Compact"/>
-            </w:pPr>
-            <w:r>
-              <w:t xml:space="preserve">R</w:t>
-            </w:r>
-          </w:p>
-        </w:tc>
-        <w:tc>
-          <w:tcPr/>
-          <w:p>
-            <w:pPr>
-              <w:pStyle w:val="Compact"/>
-            </w:pPr>
-            <w:r>
-              <w:t xml:space="preserve">R</w:t>
-            </w:r>
+          </w:p>
+        </w:tc>
+        <w:tc>
+          <w:tcPr/>
+          <w:p>
+            <w:pPr>
+              <w:pStyle w:val="Compact"/>
+            </w:pPr>
+          </w:p>
+        </w:tc>
+        <w:tc>
+          <w:tcPr/>
+          <w:p>
+            <w:pPr>
+              <w:pStyle w:val="Compact"/>
+            </w:pPr>
           </w:p>
         </w:tc>
         <w:tc>
@@ -2171,6 +2152,30 @@
             <w:pPr>
               <w:pStyle w:val="Compact"/>
             </w:pPr>
+          </w:p>
+        </w:tc>
+        <w:tc>
+          <w:tcPr/>
+          <w:p>
+            <w:pPr>
+              <w:pStyle w:val="Compact"/>
+            </w:pPr>
+          </w:p>
+        </w:tc>
+        <w:tc>
+          <w:tcPr/>
+          <w:p>
+            <w:pPr>
+              <w:pStyle w:val="Compact"/>
+            </w:pPr>
+          </w:p>
+        </w:tc>
+        <w:tc>
+          <w:tcPr/>
+          <w:p>
+            <w:pPr>
+              <w:pStyle w:val="Compact"/>
+            </w:pPr>
             <w:r>
               <w:t xml:space="preserve">R</w:t>
             </w:r>
@@ -2182,64 +2187,22 @@
             <w:pPr>
               <w:pStyle w:val="Compact"/>
             </w:pPr>
-            <w:r>
-              <w:t xml:space="preserve">R</w:t>
-            </w:r>
-          </w:p>
-        </w:tc>
-        <w:tc>
-          <w:tcPr/>
-          <w:p>
-            <w:pPr>
-              <w:pStyle w:val="Compact"/>
-            </w:pPr>
-            <w:r>
-              <w:t xml:space="preserve">R</w:t>
-            </w:r>
-          </w:p>
-        </w:tc>
-        <w:tc>
-          <w:tcPr/>
-          <w:p>
-            <w:pPr>
-              <w:pStyle w:val="Compact"/>
-            </w:pPr>
-            <w:r>
-              <w:t xml:space="preserve">R</w:t>
-            </w:r>
-          </w:p>
-        </w:tc>
-        <w:tc>
-          <w:tcPr/>
-          <w:p>
-            <w:pPr>
-              <w:pStyle w:val="Compact"/>
-            </w:pPr>
-            <w:r>
-              <w:t xml:space="preserve">R</w:t>
-            </w:r>
-          </w:p>
-        </w:tc>
-        <w:tc>
-          <w:tcPr/>
-          <w:p>
-            <w:pPr>
-              <w:pStyle w:val="Compact"/>
-            </w:pPr>
-            <w:r>
-              <w:t xml:space="preserve">R</w:t>
-            </w:r>
-          </w:p>
-        </w:tc>
-        <w:tc>
-          <w:tcPr/>
-          <w:p>
-            <w:pPr>
-              <w:pStyle w:val="Compact"/>
-            </w:pPr>
-            <w:r>
-              <w:t xml:space="preserve">R</w:t>
-            </w:r>
+          </w:p>
+        </w:tc>
+        <w:tc>
+          <w:tcPr/>
+          <w:p>
+            <w:pPr>
+              <w:pStyle w:val="Compact"/>
+            </w:pPr>
+          </w:p>
+        </w:tc>
+        <w:tc>
+          <w:tcPr/>
+          <w:p>
+            <w:pPr>
+              <w:pStyle w:val="Compact"/>
+            </w:pPr>
           </w:p>
         </w:tc>
         <w:tc>
@@ -2280,6 +2243,30 @@
             <w:pPr>
               <w:pStyle w:val="Compact"/>
             </w:pPr>
+          </w:p>
+        </w:tc>
+        <w:tc>
+          <w:tcPr/>
+          <w:p>
+            <w:pPr>
+              <w:pStyle w:val="Compact"/>
+            </w:pPr>
+          </w:p>
+        </w:tc>
+        <w:tc>
+          <w:tcPr/>
+          <w:p>
+            <w:pPr>
+              <w:pStyle w:val="Compact"/>
+            </w:pPr>
+          </w:p>
+        </w:tc>
+        <w:tc>
+          <w:tcPr/>
+          <w:p>
+            <w:pPr>
+              <w:pStyle w:val="Compact"/>
+            </w:pPr>
             <w:r>
               <w:t xml:space="preserve">R</w:t>
             </w:r>
@@ -2291,64 +2278,22 @@
             <w:pPr>
               <w:pStyle w:val="Compact"/>
             </w:pPr>
-            <w:r>
-              <w:t xml:space="preserve">R</w:t>
-            </w:r>
-          </w:p>
-        </w:tc>
-        <w:tc>
-          <w:tcPr/>
-          <w:p>
-            <w:pPr>
-              <w:pStyle w:val="Compact"/>
-            </w:pPr>
-            <w:r>
-              <w:t xml:space="preserve">R</w:t>
-            </w:r>
-          </w:p>
-        </w:tc>
-        <w:tc>
-          <w:tcPr/>
-          <w:p>
-            <w:pPr>
-              <w:pStyle w:val="Compact"/>
-            </w:pPr>
-            <w:r>
-              <w:t xml:space="preserve">R</w:t>
-            </w:r>
-          </w:p>
-        </w:tc>
-        <w:tc>
-          <w:tcPr/>
-          <w:p>
-            <w:pPr>
-              <w:pStyle w:val="Compact"/>
-            </w:pPr>
-            <w:r>
-              <w:t xml:space="preserve">R</w:t>
-            </w:r>
-          </w:p>
-        </w:tc>
-        <w:tc>
-          <w:tcPr/>
-          <w:p>
-            <w:pPr>
-              <w:pStyle w:val="Compact"/>
-            </w:pPr>
-            <w:r>
-              <w:t xml:space="preserve">R</w:t>
-            </w:r>
-          </w:p>
-        </w:tc>
-        <w:tc>
-          <w:tcPr/>
-          <w:p>
-            <w:pPr>
-              <w:pStyle w:val="Compact"/>
-            </w:pPr>
-            <w:r>
-              <w:t xml:space="preserve">R</w:t>
-            </w:r>
+          </w:p>
+        </w:tc>
+        <w:tc>
+          <w:tcPr/>
+          <w:p>
+            <w:pPr>
+              <w:pStyle w:val="Compact"/>
+            </w:pPr>
+          </w:p>
+        </w:tc>
+        <w:tc>
+          <w:tcPr/>
+          <w:p>
+            <w:pPr>
+              <w:pStyle w:val="Compact"/>
+            </w:pPr>
           </w:p>
         </w:tc>
         <w:tc>
@@ -2389,6 +2334,30 @@
             <w:pPr>
               <w:pStyle w:val="Compact"/>
             </w:pPr>
+          </w:p>
+        </w:tc>
+        <w:tc>
+          <w:tcPr/>
+          <w:p>
+            <w:pPr>
+              <w:pStyle w:val="Compact"/>
+            </w:pPr>
+          </w:p>
+        </w:tc>
+        <w:tc>
+          <w:tcPr/>
+          <w:p>
+            <w:pPr>
+              <w:pStyle w:val="Compact"/>
+            </w:pPr>
+          </w:p>
+        </w:tc>
+        <w:tc>
+          <w:tcPr/>
+          <w:p>
+            <w:pPr>
+              <w:pStyle w:val="Compact"/>
+            </w:pPr>
             <w:r>
               <w:t xml:space="preserve">R</w:t>
             </w:r>
@@ -2400,64 +2369,22 @@
             <w:pPr>
               <w:pStyle w:val="Compact"/>
             </w:pPr>
-            <w:r>
-              <w:t xml:space="preserve">R</w:t>
-            </w:r>
-          </w:p>
-        </w:tc>
-        <w:tc>
-          <w:tcPr/>
-          <w:p>
-            <w:pPr>
-              <w:pStyle w:val="Compact"/>
-            </w:pPr>
-            <w:r>
-              <w:t xml:space="preserve">R</w:t>
-            </w:r>
-          </w:p>
-        </w:tc>
-        <w:tc>
-          <w:tcPr/>
-          <w:p>
-            <w:pPr>
-              <w:pStyle w:val="Compact"/>
-            </w:pPr>
-            <w:r>
-              <w:t xml:space="preserve">R</w:t>
-            </w:r>
-          </w:p>
-        </w:tc>
-        <w:tc>
-          <w:tcPr/>
-          <w:p>
-            <w:pPr>
-              <w:pStyle w:val="Compact"/>
-            </w:pPr>
-            <w:r>
-              <w:t xml:space="preserve">R</w:t>
-            </w:r>
-          </w:p>
-        </w:tc>
-        <w:tc>
-          <w:tcPr/>
-          <w:p>
-            <w:pPr>
-              <w:pStyle w:val="Compact"/>
-            </w:pPr>
-            <w:r>
-              <w:t xml:space="preserve">R</w:t>
-            </w:r>
-          </w:p>
-        </w:tc>
-        <w:tc>
-          <w:tcPr/>
-          <w:p>
-            <w:pPr>
-              <w:pStyle w:val="Compact"/>
-            </w:pPr>
-            <w:r>
-              <w:t xml:space="preserve">R</w:t>
-            </w:r>
+          </w:p>
+        </w:tc>
+        <w:tc>
+          <w:tcPr/>
+          <w:p>
+            <w:pPr>
+              <w:pStyle w:val="Compact"/>
+            </w:pPr>
+          </w:p>
+        </w:tc>
+        <w:tc>
+          <w:tcPr/>
+          <w:p>
+            <w:pPr>
+              <w:pStyle w:val="Compact"/>
+            </w:pPr>
           </w:p>
         </w:tc>
         <w:tc>
@@ -2498,6 +2425,30 @@
             <w:pPr>
               <w:pStyle w:val="Compact"/>
             </w:pPr>
+          </w:p>
+        </w:tc>
+        <w:tc>
+          <w:tcPr/>
+          <w:p>
+            <w:pPr>
+              <w:pStyle w:val="Compact"/>
+            </w:pPr>
+          </w:p>
+        </w:tc>
+        <w:tc>
+          <w:tcPr/>
+          <w:p>
+            <w:pPr>
+              <w:pStyle w:val="Compact"/>
+            </w:pPr>
+          </w:p>
+        </w:tc>
+        <w:tc>
+          <w:tcPr/>
+          <w:p>
+            <w:pPr>
+              <w:pStyle w:val="Compact"/>
+            </w:pPr>
             <w:r>
               <w:t xml:space="preserve">R</w:t>
             </w:r>
@@ -2509,64 +2460,22 @@
             <w:pPr>
               <w:pStyle w:val="Compact"/>
             </w:pPr>
-            <w:r>
-              <w:t xml:space="preserve">R</w:t>
-            </w:r>
-          </w:p>
-        </w:tc>
-        <w:tc>
-          <w:tcPr/>
-          <w:p>
-            <w:pPr>
-              <w:pStyle w:val="Compact"/>
-            </w:pPr>
-            <w:r>
-              <w:t xml:space="preserve">R</w:t>
-            </w:r>
-          </w:p>
-        </w:tc>
-        <w:tc>
-          <w:tcPr/>
-          <w:p>
-            <w:pPr>
-              <w:pStyle w:val="Compact"/>
-            </w:pPr>
-            <w:r>
-              <w:t xml:space="preserve">R</w:t>
-            </w:r>
-          </w:p>
-        </w:tc>
-        <w:tc>
-          <w:tcPr/>
-          <w:p>
-            <w:pPr>
-              <w:pStyle w:val="Compact"/>
-            </w:pPr>
-            <w:r>
-              <w:t xml:space="preserve">R</w:t>
-            </w:r>
-          </w:p>
-        </w:tc>
-        <w:tc>
-          <w:tcPr/>
-          <w:p>
-            <w:pPr>
-              <w:pStyle w:val="Compact"/>
-            </w:pPr>
-            <w:r>
-              <w:t xml:space="preserve">R</w:t>
-            </w:r>
-          </w:p>
-        </w:tc>
-        <w:tc>
-          <w:tcPr/>
-          <w:p>
-            <w:pPr>
-              <w:pStyle w:val="Compact"/>
-            </w:pPr>
-            <w:r>
-              <w:t xml:space="preserve">R</w:t>
-            </w:r>
+          </w:p>
+        </w:tc>
+        <w:tc>
+          <w:tcPr/>
+          <w:p>
+            <w:pPr>
+              <w:pStyle w:val="Compact"/>
+            </w:pPr>
+          </w:p>
+        </w:tc>
+        <w:tc>
+          <w:tcPr/>
+          <w:p>
+            <w:pPr>
+              <w:pStyle w:val="Compact"/>
+            </w:pPr>
           </w:p>
         </w:tc>
         <w:tc>
@@ -2607,6 +2516,30 @@
             <w:pPr>
               <w:pStyle w:val="Compact"/>
             </w:pPr>
+          </w:p>
+        </w:tc>
+        <w:tc>
+          <w:tcPr/>
+          <w:p>
+            <w:pPr>
+              <w:pStyle w:val="Compact"/>
+            </w:pPr>
+          </w:p>
+        </w:tc>
+        <w:tc>
+          <w:tcPr/>
+          <w:p>
+            <w:pPr>
+              <w:pStyle w:val="Compact"/>
+            </w:pPr>
+          </w:p>
+        </w:tc>
+        <w:tc>
+          <w:tcPr/>
+          <w:p>
+            <w:pPr>
+              <w:pStyle w:val="Compact"/>
+            </w:pPr>
             <w:r>
               <w:t xml:space="preserve">R</w:t>
             </w:r>
@@ -2618,64 +2551,22 @@
             <w:pPr>
               <w:pStyle w:val="Compact"/>
             </w:pPr>
-            <w:r>
-              <w:t xml:space="preserve">R</w:t>
-            </w:r>
-          </w:p>
-        </w:tc>
-        <w:tc>
-          <w:tcPr/>
-          <w:p>
-            <w:pPr>
-              <w:pStyle w:val="Compact"/>
-            </w:pPr>
-            <w:r>
-              <w:t xml:space="preserve">R</w:t>
-            </w:r>
-          </w:p>
-        </w:tc>
-        <w:tc>
-          <w:tcPr/>
-          <w:p>
-            <w:pPr>
-              <w:pStyle w:val="Compact"/>
-            </w:pPr>
-            <w:r>
-              <w:t xml:space="preserve">R</w:t>
-            </w:r>
-          </w:p>
-        </w:tc>
-        <w:tc>
-          <w:tcPr/>
-          <w:p>
-            <w:pPr>
-              <w:pStyle w:val="Compact"/>
-            </w:pPr>
-            <w:r>
-              <w:t xml:space="preserve">R</w:t>
-            </w:r>
-          </w:p>
-        </w:tc>
-        <w:tc>
-          <w:tcPr/>
-          <w:p>
-            <w:pPr>
-              <w:pStyle w:val="Compact"/>
-            </w:pPr>
-            <w:r>
-              <w:t xml:space="preserve">R</w:t>
-            </w:r>
-          </w:p>
-        </w:tc>
-        <w:tc>
-          <w:tcPr/>
-          <w:p>
-            <w:pPr>
-              <w:pStyle w:val="Compact"/>
-            </w:pPr>
-            <w:r>
-              <w:t xml:space="preserve">R</w:t>
-            </w:r>
+          </w:p>
+        </w:tc>
+        <w:tc>
+          <w:tcPr/>
+          <w:p>
+            <w:pPr>
+              <w:pStyle w:val="Compact"/>
+            </w:pPr>
+          </w:p>
+        </w:tc>
+        <w:tc>
+          <w:tcPr/>
+          <w:p>
+            <w:pPr>
+              <w:pStyle w:val="Compact"/>
+            </w:pPr>
           </w:p>
         </w:tc>
         <w:tc>
@@ -2716,6 +2607,30 @@
             <w:pPr>
               <w:pStyle w:val="Compact"/>
             </w:pPr>
+          </w:p>
+        </w:tc>
+        <w:tc>
+          <w:tcPr/>
+          <w:p>
+            <w:pPr>
+              <w:pStyle w:val="Compact"/>
+            </w:pPr>
+          </w:p>
+        </w:tc>
+        <w:tc>
+          <w:tcPr/>
+          <w:p>
+            <w:pPr>
+              <w:pStyle w:val="Compact"/>
+            </w:pPr>
+          </w:p>
+        </w:tc>
+        <w:tc>
+          <w:tcPr/>
+          <w:p>
+            <w:pPr>
+              <w:pStyle w:val="Compact"/>
+            </w:pPr>
             <w:r>
               <w:t xml:space="preserve">R</w:t>
             </w:r>
@@ -2727,64 +2642,22 @@
             <w:pPr>
               <w:pStyle w:val="Compact"/>
             </w:pPr>
-            <w:r>
-              <w:t xml:space="preserve">R</w:t>
-            </w:r>
-          </w:p>
-        </w:tc>
-        <w:tc>
-          <w:tcPr/>
-          <w:p>
-            <w:pPr>
-              <w:pStyle w:val="Compact"/>
-            </w:pPr>
-            <w:r>
-              <w:t xml:space="preserve">R</w:t>
-            </w:r>
-          </w:p>
-        </w:tc>
-        <w:tc>
-          <w:tcPr/>
-          <w:p>
-            <w:pPr>
-              <w:pStyle w:val="Compact"/>
-            </w:pPr>
-            <w:r>
-              <w:t xml:space="preserve">R</w:t>
-            </w:r>
-          </w:p>
-        </w:tc>
-        <w:tc>
-          <w:tcPr/>
-          <w:p>
-            <w:pPr>
-              <w:pStyle w:val="Compact"/>
-            </w:pPr>
-            <w:r>
-              <w:t xml:space="preserve">R</w:t>
-            </w:r>
-          </w:p>
-        </w:tc>
-        <w:tc>
-          <w:tcPr/>
-          <w:p>
-            <w:pPr>
-              <w:pStyle w:val="Compact"/>
-            </w:pPr>
-            <w:r>
-              <w:t xml:space="preserve">R</w:t>
-            </w:r>
-          </w:p>
-        </w:tc>
-        <w:tc>
-          <w:tcPr/>
-          <w:p>
-            <w:pPr>
-              <w:pStyle w:val="Compact"/>
-            </w:pPr>
-            <w:r>
-              <w:t xml:space="preserve">R</w:t>
-            </w:r>
+          </w:p>
+        </w:tc>
+        <w:tc>
+          <w:tcPr/>
+          <w:p>
+            <w:pPr>
+              <w:pStyle w:val="Compact"/>
+            </w:pPr>
+          </w:p>
+        </w:tc>
+        <w:tc>
+          <w:tcPr/>
+          <w:p>
+            <w:pPr>
+              <w:pStyle w:val="Compact"/>
+            </w:pPr>
           </w:p>
         </w:tc>
         <w:tc>
